--- a/examples/templates/en/cover_letter_template.docx
+++ b/examples/templates/en/cover_letter_template.docx
@@ -17,7 +17,7 @@
           <w:b/>
           <w:bCs/>
         </w:rPr>
-        <w:t>John Smith</w:t>
+        <w:t>Pepito Perez</w:t>
       </w:r>
     </w:p>
     <w:p>
@@ -41,7 +41,7 @@
       </w:pPr>
       <w:r>
         <w:rPr/>
-        <w:t>john.smith@example.com</w:t>
+        <w:t>pepito.perez@example.com</w:t>
       </w:r>
     </w:p>
     <w:p>
@@ -179,7 +179,7 @@
       </w:pPr>
       <w:r>
         <w:rPr/>
-        <w:t>John Smith</w:t>
+        <w:t>Pepito Perez</w:t>
       </w:r>
     </w:p>
     <w:sectPr>
